--- a/Manuscript/Submission_SysBio/template.docx
+++ b/Manuscript/Submission_SysBio/template.docx
@@ -35,10 +35,16 @@
     <w:p>
       <w:pPr>
         <w:pStyle w:val="Compact"/>
-        <w:rPr/>
+        <w:rPr>
+          <w:sz w:val="24"/>
+          <w:szCs w:val="24"/>
+        </w:rPr>
       </w:pPr>
       <w:r>
-        <w:rPr/>
+        <w:rPr>
+          <w:sz w:val="24"/>
+          <w:szCs w:val="24"/>
+        </w:rPr>
         <w:t>Abstract text Abstract text Abstract text Abstract text Abstract text Abstract text Abstract text Abstract text Abstract text Abstract text Abstract text Abstract text Abstract text Abstract text Abstract text Abstract text Abstract text Abstract text Abstract text Abstract text</w:t>
       </w:r>
     </w:p>
@@ -73,61 +79,97 @@
     <w:p>
       <w:pPr>
         <w:pStyle w:val="Heading3"/>
-        <w:rPr/>
+        <w:rPr>
+          <w:sz w:val="24"/>
+          <w:szCs w:val="24"/>
+        </w:rPr>
       </w:pPr>
       <w:r>
-        <w:rPr/>
+        <w:rPr>
+          <w:sz w:val="24"/>
+          <w:szCs w:val="24"/>
+        </w:rPr>
         <w:t>Heading 3</w:t>
       </w:r>
     </w:p>
     <w:p>
       <w:pPr>
         <w:pStyle w:val="Heading4"/>
-        <w:rPr/>
+        <w:rPr>
+          <w:sz w:val="24"/>
+          <w:szCs w:val="24"/>
+        </w:rPr>
       </w:pPr>
       <w:r>
-        <w:rPr/>
+        <w:rPr>
+          <w:sz w:val="24"/>
+          <w:szCs w:val="24"/>
+        </w:rPr>
         <w:t>Heading 4</w:t>
       </w:r>
     </w:p>
     <w:p>
       <w:pPr>
         <w:pStyle w:val="Heading5"/>
-        <w:rPr/>
+        <w:rPr>
+          <w:sz w:val="24"/>
+          <w:szCs w:val="24"/>
+        </w:rPr>
       </w:pPr>
       <w:r>
-        <w:rPr/>
+        <w:rPr>
+          <w:sz w:val="24"/>
+          <w:szCs w:val="24"/>
+        </w:rPr>
         <w:t>Heading 5</w:t>
       </w:r>
     </w:p>
     <w:p>
       <w:pPr>
         <w:pStyle w:val="Heading6"/>
-        <w:rPr/>
+        <w:rPr>
+          <w:sz w:val="24"/>
+          <w:szCs w:val="24"/>
+        </w:rPr>
       </w:pPr>
       <w:r>
-        <w:rPr/>
+        <w:rPr>
+          <w:sz w:val="24"/>
+          <w:szCs w:val="24"/>
+        </w:rPr>
         <w:t>Heading 6</w:t>
       </w:r>
     </w:p>
     <w:p>
       <w:pPr>
         <w:pStyle w:val="Heading7"/>
-        <w:rPr/>
+        <w:rPr>
+          <w:sz w:val="24"/>
+          <w:szCs w:val="24"/>
+        </w:rPr>
       </w:pPr>
       <w:r>
-        <w:rPr/>
+        <w:rPr>
+          <w:sz w:val="24"/>
+          <w:szCs w:val="24"/>
+        </w:rPr>
         <w:t>Heading 7</w:t>
       </w:r>
     </w:p>
     <w:p>
       <w:pPr>
         <w:pStyle w:val="Heading8"/>
-        <w:rPr/>
+        <w:rPr>
+          <w:sz w:val="24"/>
+          <w:szCs w:val="24"/>
+        </w:rPr>
       </w:pPr>
       <w:bookmarkStart w:id="0" w:name="r-markdown"/>
       <w:r>
-        <w:rPr/>
+        <w:rPr>
+          <w:sz w:val="24"/>
+          <w:szCs w:val="24"/>
+        </w:rPr>
         <w:t>Heading 8</w:t>
       </w:r>
       <w:bookmarkEnd w:id="0"/>
@@ -135,32 +177,45 @@
     <w:p>
       <w:pPr>
         <w:pStyle w:val="BodyText"/>
-        <w:rPr/>
+        <w:rPr>
+          <w:sz w:val="24"/>
+          <w:szCs w:val="24"/>
+        </w:rPr>
       </w:pPr>
       <w:r>
-        <w:rPr/>
+        <w:rPr>
+          <w:sz w:val="24"/>
+          <w:szCs w:val="24"/>
+        </w:rPr>
       </w:r>
     </w:p>
     <w:p>
       <w:pPr>
         <w:pStyle w:val="BodyText"/>
-        <w:rPr/>
+        <w:spacing w:lineRule="auto" w:line="360"/>
+        <w:rPr>
+          <w:sz w:val="24"/>
+          <w:szCs w:val="24"/>
+        </w:rPr>
       </w:pPr>
       <w:r>
-        <w:rPr/>
+        <w:rPr>
+          <w:sz w:val="24"/>
+          <w:szCs w:val="24"/>
+        </w:rPr>
         <w:t xml:space="preserve">Body text Body text Body text Body text Body text Body text Body text Body text Body text Body text Body text Body text Body text Body text Body text Body text Body text Body text Body text Body text Body text Body text Body text Body text Body text Body text Body text Body text Body text Body text </w:t>
       </w:r>
     </w:p>
     <w:p>
       <w:pPr>
         <w:pStyle w:val="BodyText"/>
+        <w:rPr/>
+      </w:pPr>
+      <w:r>
         <w:rPr>
           <w:rStyle w:val="Hyperlink"/>
-        </w:rPr>
-      </w:pPr>
-      <w:r>
-        <w:rPr>
-          <w:rStyle w:val="Hyperlink"/>
+          <w:sz w:val="24"/>
+          <w:szCs w:val="24"/>
         </w:rPr>
         <w:t>Table link</w:t>
       </w:r>
@@ -168,23 +223,29 @@
     <w:p>
       <w:pPr>
         <w:pStyle w:val="TableCaption"/>
-        <w:rPr/>
+        <w:rPr>
+          <w:sz w:val="24"/>
+          <w:szCs w:val="24"/>
+        </w:rPr>
       </w:pPr>
       <w:r>
-        <w:rPr/>
+        <w:rPr>
+          <w:sz w:val="24"/>
+          <w:szCs w:val="24"/>
+        </w:rPr>
         <w:t>Table caption Table caption Table caption Table caption Table caption Table caption Table caption Table caption Table caption Table caption Table caption Table caption Table caption Table caption Table caption</w:t>
       </w:r>
     </w:p>
     <w:p>
       <w:pPr>
         <w:pStyle w:val="ImageCaption"/>
+        <w:rPr/>
+      </w:pPr>
+      <w:r>
         <w:rPr>
           <w:rStyle w:val="Hyperlink"/>
-        </w:rPr>
-      </w:pPr>
-      <w:r>
-        <w:rPr>
-          <w:rStyle w:val="Hyperlink"/>
+          <w:sz w:val="24"/>
+          <w:szCs w:val="24"/>
         </w:rPr>
         <w:t>Figure link</w:t>
       </w:r>
@@ -192,20 +253,32 @@
     <w:p>
       <w:pPr>
         <w:pStyle w:val="ImageCaption"/>
-        <w:rPr/>
+        <w:rPr>
+          <w:sz w:val="24"/>
+          <w:szCs w:val="24"/>
+        </w:rPr>
       </w:pPr>
       <w:r>
-        <w:rPr/>
+        <w:rPr>
+          <w:sz w:val="24"/>
+          <w:szCs w:val="24"/>
+        </w:rPr>
         <w:t>Figure caption Figure caption Figure caption Figure caption Figure caption Figure caption Figure caption Figure caption Figure caption Figure caption Figure caption Figure caption Figure caption Figure caption</w:t>
       </w:r>
     </w:p>
     <w:p>
       <w:pPr>
         <w:pStyle w:val="BodyText"/>
-        <w:rPr/>
+        <w:rPr>
+          <w:sz w:val="24"/>
+          <w:szCs w:val="24"/>
+        </w:rPr>
       </w:pPr>
       <w:r>
-        <w:rPr/>
+        <w:rPr>
+          <w:sz w:val="24"/>
+          <w:szCs w:val="24"/>
+        </w:rPr>
       </w:r>
     </w:p>
     <w:p>
@@ -213,15 +286,15 @@
         <w:pStyle w:val="BodyText"/>
         <w:rPr>
           <w:rFonts w:cs="Times New Roman"/>
-          <w:sz w:val="21"/>
-          <w:szCs w:val="22"/>
+          <w:sz w:val="24"/>
+          <w:szCs w:val="24"/>
         </w:rPr>
       </w:pPr>
       <w:r>
         <w:rPr>
           <w:rFonts w:cs="Times New Roman"/>
-          <w:sz w:val="21"/>
-          <w:szCs w:val="22"/>
+          <w:sz w:val="24"/>
+          <w:szCs w:val="24"/>
         </w:rPr>
       </w:r>
     </w:p>
@@ -229,14 +302,15 @@
       <w:pPr>
         <w:pStyle w:val="ListContinue"/>
         <w:rPr>
+          <w:sz w:val="24"/>
+          <w:szCs w:val="24"/>
+        </w:rPr>
+      </w:pPr>
+      <w:r>
+        <w:rPr>
           <w:rFonts w:cs="Times New Roman"/>
-          <w:szCs w:val="22"/>
-        </w:rPr>
-      </w:pPr>
-      <w:r>
-        <w:rPr>
-          <w:rFonts w:cs="Times New Roman"/>
-          <w:szCs w:val="22"/>
+          <w:sz w:val="24"/>
+          <w:szCs w:val="24"/>
         </w:rPr>
         <w:t>List 1</w:t>
       </w:r>
@@ -245,14 +319,15 @@
       <w:pPr>
         <w:pStyle w:val="ListContinue2"/>
         <w:rPr>
+          <w:sz w:val="24"/>
+          <w:szCs w:val="24"/>
+        </w:rPr>
+      </w:pPr>
+      <w:r>
+        <w:rPr>
           <w:rFonts w:cs="Times New Roman"/>
-          <w:szCs w:val="22"/>
-        </w:rPr>
-      </w:pPr>
-      <w:r>
-        <w:rPr>
-          <w:rFonts w:cs="Times New Roman"/>
-          <w:szCs w:val="22"/>
+          <w:sz w:val="24"/>
+          <w:szCs w:val="24"/>
         </w:rPr>
         <w:t>List 2</w:t>
       </w:r>
@@ -261,14 +336,15 @@
       <w:pPr>
         <w:pStyle w:val="ListContinue3"/>
         <w:rPr>
+          <w:sz w:val="24"/>
+          <w:szCs w:val="24"/>
+        </w:rPr>
+      </w:pPr>
+      <w:r>
+        <w:rPr>
           <w:rFonts w:cs="Times New Roman"/>
-          <w:szCs w:val="22"/>
-        </w:rPr>
-      </w:pPr>
-      <w:r>
-        <w:rPr>
-          <w:rFonts w:cs="Times New Roman"/>
-          <w:szCs w:val="22"/>
+          <w:sz w:val="24"/>
+          <w:szCs w:val="24"/>
         </w:rPr>
         <w:t>List 3</w:t>
       </w:r>
